--- a/references/content/content-checklist.docx
+++ b/references/content/content-checklist.docx
@@ -1587,6 +1587,125 @@
                 <w:szCs w:val="20"/>
               </w:rPr>
               <w:t xml:space="preserve">C19</w:t>
+            </w:r>
+          </w:p>
+        </w:tc>
+      </w:tr>
+      <w:tr>
+        <w:trPr>
+          <w:cantSplit/>
+        </w:trPr>
+        <w:tc>
+          <w:tcPr>
+            <w:tcW w:type="dxa" w:w="820"/>
+            <w:tcMar>
+              <w:top w:type="dxa" w:w="70"/>
+              <w:left w:type="dxa" w:w="130"/>
+              <w:bottom w:type="dxa" w:w="70"/>
+              <w:right w:type="dxa" w:w="130"/>
+            </w:tcMar>
+          </w:tcPr>
+          <w:p>
+            <w:pPr>
+              <w:spacing w:after="0" w:line="280"/>
+            </w:pPr>
+            <w:r>
+              <w:rPr>
+                <w:rFonts w:ascii="Noto Sans CJK SC" w:cs="Noto Sans CJK SC" w:eastAsia="Noto Sans CJK SC" w:hAnsi="Noto Sans CJK SC"/>
+                <w:sz w:val="20"/>
+                <w:szCs w:val="20"/>
+              </w:rPr>
+              <w:t xml:space="preserve">T10</w:t>
+            </w:r>
+          </w:p>
+        </w:tc>
+        <w:tc>
+          <w:tcPr>
+            <w:tcW w:type="dxa" w:w="2400"/>
+            <w:tcMar>
+              <w:top w:type="dxa" w:w="70"/>
+              <w:left w:type="dxa" w:w="130"/>
+              <w:bottom w:type="dxa" w:w="70"/>
+              <w:right w:type="dxa" w:w="130"/>
+            </w:tcMar>
+          </w:tcPr>
+          <w:p>
+            <w:pPr>
+              <w:spacing w:after="0" w:line="280"/>
+            </w:pPr>
+            <w:r>
+              <w:rPr>
+                <w:rFonts w:ascii="Noto Sans CJK SC" w:cs="Noto Sans CJK SC" w:eastAsia="Noto Sans CJK SC" w:hAnsi="Noto Sans CJK SC"/>
+                <w:sz w:val="20"/>
+                <w:szCs w:val="20"/>
+              </w:rPr>
+              <w:t xml:space="preserve">date_modified 维护</w:t>
+            </w:r>
+          </w:p>
+        </w:tc>
+        <w:tc>
+          <w:tcPr>
+            <w:tcW w:type="dxa" w:w="4840"/>
+            <w:tcMar>
+              <w:top w:type="dxa" w:w="70"/>
+              <w:left w:type="dxa" w:w="130"/>
+              <w:bottom w:type="dxa" w:w="70"/>
+              <w:right w:type="dxa" w:w="130"/>
+            </w:tcMar>
+          </w:tcPr>
+          <w:p>
+            <w:pPr>
+              <w:spacing w:after="0" w:line="280"/>
+            </w:pPr>
+            <w:r>
+              <w:rPr>
+                <w:rFonts w:ascii="Noto Sans CJK SC" w:cs="Noto Sans CJK SC" w:eastAsia="Noto Sans CJK SC" w:hAnsi="Noto Sans CJK SC"/>
+                <w:sz w:val="20"/>
+                <w:szCs w:val="20"/>
+              </w:rPr>
+              <w:t xml:space="preserve">内容实质更新时同步改(喂 JSON-LD 与可见标注,同源)。</w:t>
+            </w:r>
+            <w:r>
+              <w:rPr>
+                <w:rFonts w:ascii="Noto Sans CJK SC" w:cs="Noto Sans CJK SC" w:eastAsia="Noto Sans CJK SC" w:hAnsi="Noto Sans CJK SC"/>
+                <w:b/>
+                <w:bCs/>
+                <w:sz w:val="20"/>
+                <w:szCs w:val="20"/>
+              </w:rPr>
+              <w:t xml:space="preserve">为 GEO 保留</w:t>
+            </w:r>
+            <w:r>
+              <w:rPr>
+                <w:rFonts w:ascii="Noto Sans CJK SC" w:cs="Noto Sans CJK SC" w:eastAsia="Noto Sans CJK SC" w:hAnsi="Noto Sans CJK SC"/>
+                <w:sz w:val="20"/>
+                <w:szCs w:val="20"/>
+              </w:rPr>
+              <w:t xml:space="preserve">:AI 回答明显偏好近期内容,费率 / 政策 / 流程类尤甚</w:t>
+            </w:r>
+          </w:p>
+        </w:tc>
+        <w:tc>
+          <w:tcPr>
+            <w:tcW w:type="dxa" w:w="1300"/>
+            <w:tcMar>
+              <w:top w:type="dxa" w:w="70"/>
+              <w:left w:type="dxa" w:w="130"/>
+              <w:bottom w:type="dxa" w:w="70"/>
+              <w:right w:type="dxa" w:w="130"/>
+            </w:tcMar>
+          </w:tcPr>
+          <w:p>
+            <w:pPr>
+              <w:spacing w:after="0" w:line="280"/>
+            </w:pPr>
+            <w:r>
+              <w:rPr>
+                <w:rFonts w:ascii="Noto Sans CJK SC" w:cs="Noto Sans CJK SC" w:eastAsia="Noto Sans CJK SC" w:hAnsi="Noto Sans CJK SC"/>
+                <w:sz w:val="20"/>
+                <w:szCs w:val="20"/>
+              </w:rPr>
+              <w:t xml:space="preserve">C21</w:t>
             </w:r>
           </w:p>
         </w:tc>
